--- a/server/test_data/mails/17_Crypto_payment_direction_mail.docx
+++ b/server/test_data/mails/17_Crypto_payment_direction_mail.docx
@@ -29,7 +29,7 @@
           <w:sz w:val="18"/>
           <w:szCs w:val="18"/>
         </w:rPr>
-        <w:t xml:space="preserve">FIFO RECRUITMENT &amp; RTO SYSTEM EMAIL DISPATCH SPECIFICATION</w:t>
+        <w:t xml:space="preserve">OFFICIAL RECRUITMENT &amp; TRAINING TRANSMISSION RECORD</w:t>
       </w:r>
     </w:p>
     <w:tbl>
@@ -71,7 +71,7 @@
                 <w:bCs/>
                 <w:color w:val="1E293B"/>
               </w:rPr>
-              <w:t xml:space="preserve">EMAIL NUMBER: </w:t>
+              <w:t xml:space="preserve">EMAIL REFERENCE: </w:t>
             </w:r>
             <w:r>
               <w:rPr>
@@ -79,24 +79,7 @@
                 <w:bCs/>
                 <w:color w:val="0B3486"/>
               </w:rPr>
-              <w:t xml:space="preserve">#17 of 23</w:t>
-            </w:r>
-          </w:p>
-          <w:p>
-            <w:r>
-              <w:rPr>
-                <w:b/>
-                <w:bCs/>
-                <w:color w:val="1E293B"/>
-              </w:rPr>
-              <w:t xml:space="preserve">SENDER CLASSIFICATION: </w:t>
-            </w:r>
-            <w:r>
-              <w:rPr>
-                <w:b/>
-                <w:bCs/>
-              </w:rPr>
-              <w:t xml:space="preserve">System - Rto - Event (Trigger, PA02, PCAS02)</w:t>
+              <w:t xml:space="preserve">#17</w:t>
             </w:r>
           </w:p>
           <w:p>
@@ -109,7 +92,7 @@
               <w:t xml:space="preserve">FROM: </w:t>
             </w:r>
             <w:r>
-              <w:t xml:space="preserve">CertHero Finance &lt;finance@certhero.com.au&gt;</w:t>
+              <w:t xml:space="preserve">CertHero Finance &lt;tickets@certhero.study&gt;</w:t>
             </w:r>
           </w:p>
           <w:p>
@@ -147,24 +130,6 @@
               <w:t xml:space="preserve">Cryptocurrency Gateway Protocol: USDT TRC20 Payment Instructions</w:t>
             </w:r>
           </w:p>
-          <w:p>
-            <w:r>
-              <w:rPr>
-                <w:b/>
-                <w:bCs/>
-                <w:color w:val="1E293B"/>
-              </w:rPr>
-              <w:t xml:space="preserve">SYSTEM TRIGGER: </w:t>
-            </w:r>
-            <w:r>
-              <w:rPr>
-                <w:i/>
-                <w:iCs/>
-                <w:color w:val="64748B"/>
-              </w:rPr>
-              <w:t xml:space="preserve">Candidate Initiates Crypto Payment Selection</w:t>
-            </w:r>
-          </w:p>
         </w:tc>
       </w:tr>
     </w:tbl>
@@ -214,21 +179,21 @@
           <w:sz w:val="20"/>
           <w:szCs w:val="20"/>
         </w:rPr>
-        <w:t xml:space="preserve">You have selected the Cryptocurrency gateway for settling your subsidized candidate verification fee.</w:t>
-      </w:r>
-    </w:p>
-    <w:p>
-      <w:pPr>
-        <w:spacing w:after="60" w:before="60"/>
-      </w:pPr>
-      <w:r>
-        <w:rPr>
-          <w:rFonts w:ascii="Calibri" w:cs="Calibri" w:eastAsia="Calibri" w:hAnsi="Calibri"/>
-          <w:color w:val="1E293B"/>
-          <w:sz w:val="20"/>
-          <w:szCs w:val="20"/>
-        </w:rPr>
-        <w:t xml:space="preserve">Please dispatch your transfer using the following verified credentials:</w:t>
+        <w:t xml:space="preserve">We understand that navigating international payments for Australian career training can feel unfamiliar. To ensure your funds are protected and to avoid the multi-day delays and exorbitant wire surcharges of traditional cross-border banking, CertHero has partnered with Bitget, one of the world's most trusted, highly regulated Web3 financial platforms with over 30 million verified global users.</w:t>
+      </w:r>
+    </w:p>
+    <w:p>
+      <w:pPr>
+        <w:spacing w:after="60" w:before="60"/>
+      </w:pPr>
+      <w:r>
+        <w:rPr>
+          <w:rFonts w:ascii="Calibri" w:cs="Calibri" w:eastAsia="Calibri" w:hAnsi="Calibri"/>
+          <w:color w:val="1E293B"/>
+          <w:sz w:val="20"/>
+          <w:szCs w:val="20"/>
+        </w:rPr>
+        <w:t xml:space="preserve">Settling your subsidized training deposit via USDT on the Tron (TRC20) network is fast, completely secure, costs less than $1 in network gas, and confirms on the blockchain within 2 minutes. Our finance desk verifies your hash immediately so your learning modules and exams are unlocked without delay.</w:t>
       </w:r>
     </w:p>
     <w:p>
@@ -256,7 +221,162 @@
           <w:sz w:val="20"/>
           <w:szCs w:val="20"/>
         </w:rPr>
-        <w:t xml:space="preserve">Crucial Warning: Ensure you transfer strictly over the TRC20 (Tron) network. Dispatches via ERC20, BSC, or other protocols will fail. Following dispatch, submit your transaction hash on your billing tab for instant automated clearance.</w:t>
+        <w:t xml:space="preserve">Click or Scan to Pay via Bitget:</w:t>
+      </w:r>
+    </w:p>
+    <w:p>
+      <w:pPr>
+        <w:spacing w:after="60" w:before="60"/>
+      </w:pPr>
+      <w:r>
+        <w:rPr>
+          <w:rFonts w:ascii="Calibri" w:cs="Calibri" w:eastAsia="Calibri" w:hAnsi="Calibri"/>
+          <w:color w:val="1E293B"/>
+          <w:sz w:val="20"/>
+          <w:szCs w:val="20"/>
+        </w:rPr>
+        <w:t xml:space="preserve">Open Bitget Wallet / Pay Online &amp;rarr;</w:t>
+      </w:r>
+    </w:p>
+    <w:p>
+      <w:pPr>
+        <w:spacing w:after="60" w:before="60"/>
+      </w:pPr>
+      <w:r>
+        <w:rPr>
+          <w:rFonts w:ascii="Calibri" w:cs="Calibri" w:eastAsia="Calibri" w:hAnsi="Calibri"/>
+          <w:color w:val="1E293B"/>
+          <w:sz w:val="20"/>
+          <w:szCs w:val="20"/>
+        </w:rPr>
+        <w:t xml:space="preserve">(If you do not currently have the Bitget wallet installed, clicking the link or scanning will guide you to download it directly for your device).</w:t>
+      </w:r>
+    </w:p>
+    <w:p>
+      <w:pPr>
+        <w:spacing w:after="60" w:before="60"/>
+      </w:pPr>
+      <w:r>
+        <w:rPr>
+          <w:rFonts w:ascii="Calibri" w:cs="Calibri" w:eastAsia="Calibri" w:hAnsi="Calibri"/>
+          <w:color w:val="1E293B"/>
+          <w:sz w:val="20"/>
+          <w:szCs w:val="20"/>
+        </w:rPr>
+        <w:t xml:space="preserve">Download Bitget Wallet:</w:t>
+      </w:r>
+    </w:p>
+    <w:p>
+      <w:pPr>
+        <w:pStyle w:val="ListParagraph"/>
+        <w:numPr>
+          <w:ilvl w:val="0"/>
+          <w:numId w:val="1"/>
+        </w:numPr>
+        <w:spacing w:after="60" w:before="60"/>
+      </w:pPr>
+      <w:r>
+        <w:rPr>
+          <w:rFonts w:ascii="Calibri" w:cs="Calibri" w:eastAsia="Calibri" w:hAnsi="Calibri"/>
+          <w:color w:val="1E293B"/>
+          <w:sz w:val="20"/>
+          <w:szCs w:val="20"/>
+        </w:rPr>
+        <w:t xml:space="preserve">Download on Apple App Store (iOS)</w:t>
+      </w:r>
+    </w:p>
+    <w:p>
+      <w:pPr>
+        <w:pStyle w:val="ListParagraph"/>
+        <w:numPr>
+          <w:ilvl w:val="0"/>
+          <w:numId w:val="1"/>
+        </w:numPr>
+        <w:spacing w:after="60" w:before="60"/>
+      </w:pPr>
+      <w:r>
+        <w:rPr>
+          <w:rFonts w:ascii="Calibri" w:cs="Calibri" w:eastAsia="Calibri" w:hAnsi="Calibri"/>
+          <w:color w:val="1E293B"/>
+          <w:sz w:val="20"/>
+          <w:szCs w:val="20"/>
+        </w:rPr>
+        <w:t xml:space="preserve">Download on Google Play Store (Android)</w:t>
+      </w:r>
+    </w:p>
+    <w:p>
+      <w:pPr>
+        <w:pStyle w:val="ListParagraph"/>
+        <w:numPr>
+          <w:ilvl w:val="0"/>
+          <w:numId w:val="1"/>
+        </w:numPr>
+        <w:spacing w:after="60" w:before="60"/>
+      </w:pPr>
+      <w:r>
+        <w:rPr>
+          <w:rFonts w:ascii="Calibri" w:cs="Calibri" w:eastAsia="Calibri" w:hAnsi="Calibri"/>
+          <w:color w:val="1E293B"/>
+          <w:sz w:val="20"/>
+          <w:szCs w:val="20"/>
+        </w:rPr>
+        <w:t xml:space="preserve">Download Chrome Browser Extension</w:t>
+      </w:r>
+    </w:p>
+    <w:p>
+      <w:pPr>
+        <w:spacing w:after="60" w:before="60"/>
+      </w:pPr>
+      <w:r>
+        <w:rPr>
+          <w:rFonts w:ascii="Calibri" w:cs="Calibri" w:eastAsia="Calibri" w:hAnsi="Calibri"/>
+          <w:color w:val="1E293B"/>
+          <w:sz w:val="20"/>
+          <w:szCs w:val="20"/>
+        </w:rPr>
+        <w:t xml:space="preserve">Payment Instructions &amp; Verification:</w:t>
+      </w:r>
+    </w:p>
+    <w:p>
+      <w:pPr>
+        <w:spacing w:after="60" w:before="60"/>
+      </w:pPr>
+      <w:r>
+        <w:rPr>
+          <w:rFonts w:ascii="Calibri" w:cs="Calibri" w:eastAsia="Calibri" w:hAnsi="Calibri"/>
+          <w:color w:val="1E293B"/>
+          <w:sz w:val="20"/>
+          <w:szCs w:val="20"/>
+        </w:rPr>
+        <w:t xml:space="preserve">For complete step-by-step guidance, please visit your CertHero Crypto Checkout Page.</w:t>
+      </w:r>
+    </w:p>
+    <w:p>
+      <w:pPr>
+        <w:spacing w:after="60" w:before="60"/>
+      </w:pPr>
+      <w:r>
+        <w:rPr>
+          <w:rFonts w:ascii="Calibri" w:cs="Calibri" w:eastAsia="Calibri" w:hAnsi="Calibri"/>
+          <w:color w:val="1E293B"/>
+          <w:sz w:val="20"/>
+          <w:szCs w:val="20"/>
+        </w:rPr>
+        <w:t xml:space="preserve">Have questions about crypto security, refunds, or payment traceability? Please review our official Crypto Payment FAQ &amp; Guidance.</w:t>
+      </w:r>
+    </w:p>
+    <w:p>
+      <w:pPr>
+        <w:spacing w:after="60" w:before="60"/>
+      </w:pPr>
+      <w:r>
+        <w:rPr>
+          <w:rFonts w:ascii="Calibri" w:cs="Calibri" w:eastAsia="Calibri" w:hAnsi="Calibri"/>
+          <w:color w:val="1E293B"/>
+          <w:sz w:val="20"/>
+          <w:szCs w:val="20"/>
+        </w:rPr>
+        <w:t xml:space="preserve">Direct assistance: tickets@certhero.study.</w:t>
       </w:r>
     </w:p>
     <w:p>
